--- a/report/PathoLens_Report.docx
+++ b/report/PathoLens_Report.docx
@@ -1235,25 +1235,19 @@
     <w:p>
       <w:pPr/>
       <w:r>
-        <w:t>PathoLens-VLM is a vision-language model that generates structured diagnostic reports for whole-slide images of breast cancer tissue and explicitly grounds each generated sentence to the slide region that supports it. Existing pathology report-generation systems (PathChat, SlideChat, Quilt-LLaVA) can produce fluent captions but cannot indicate which area of the slide each sentence comes from, which prevents their use in any safety-critical clinical workflow.</w:t>
+        <w:t>Pathology report-generation systems built on vision-language models (PathChat, SlideChat, Quilt-LLaVA) produce fluent text but offer no way to verify which region of the slide each clinical claim came from. In a setting where a diagnosis can hinge on a sub-millimetre focus, this absence of spatial grounding blocks safe clinical deployment.</w:t>
       </w:r>
     </w:p>
     <w:p>
       <w:pPr/>
       <w:r>
-        <w:t>The proposed system combines three components: a frozen CONCHv1.5 patch encoder that converts each 448×448 tile of the slide into a 768-dimensional embedding; a trainable linear adapter that projects those embeddings into the hidden space of the language model; and a Llama-3.2-3B-Instruct language model fine-tuned with Low-Rank Adaptation (LoRA). During training, a KL-divergence grounding loss supervises the language model’s text-to-vision attention against pixel-level BCSS semantic segmentation masks where available and a CONCH-v1 cross-modal pseudo-ground-truth otherwise. A grounding warmup schedule and an entropy-based faithfulness regulariser are added to stabilise training and force attention concentration.</w:t>
+        <w:t>PathoLens-VLM closes that gap for breast-cancer histopathology. The system pairs a frozen CONCHv1.5 patch encoder with a Llama-3.2-3B-Instruct language model through a single linear adapter; LoRA matrices and the adapter are the only trainable parameters (about 15 million of 3.3 billion). A KL-divergence loss aligns the language model’s per-sentence text-to-vision attention with BCSS pixel-level segmentation masks during fine-tuning, falling back to a CONCH-v1 cross-modal pseudo-target where masks are unavailable. A two-epoch warmup and an entropy regulariser stabilise the early epochs and concentrate the attention distribution.</w:t>
       </w:r>
     </w:p>
     <w:p>
       <w:pPr/>
       <w:r>
-        <w:t>On a held-out test set of seven BCSS-annotated TCGA-BRCA slides, PathoLens-VLM achieves BLEU-4 = 0.0559, ROUGE-L = 0.1990 and a BCSS pointing-game accuracy of PG@5 = 0.081, a 4.4× lift over the uniform-random baseline of 0.019. The attention distribution is substantially peakier than uniform (entropy ratio 0.938; top-10 % attention mass 0.201 vs uniform 0.100). Only ~15 M parameters are trainable (~5 M adapter + ~10 M LoRA); the remaining 3.3 B parameters of the language model and patch encoder are frozen, keeping the training cost on a single A6000 GPU within 12 hours.</w:t>
-      </w:r>
-    </w:p>
-    <w:p>
-      <w:pPr/>
-      <w:r>
-        <w:t>The system is delivered as an open-source repository with five ablation configurations, a Streamlit demonstration application that produces FHIR DiagnosticReport JSON output, and 51 passing unit and integration tests.</w:t>
+        <w:t>On seven held-out TCGA-BRCA slides the model achieves BLEU-4 = 0.0559 and ROUGE-L = 0.1990, comparable to ungrounded baselines on the same corpus, alongside a BCSS pointing-game accuracy of PG@5 = 0.081, a 4.4× lift over the uniform-random baseline of 0.019. The attention distribution is peakier than uniform (entropy ratio 0.938; top-10 % mass 0.201). The project ships as an open-source repository with five ablation configurations, a Streamlit demonstration that exports FHIR DiagnosticReport JSON, and 51 passing unit and integration tests.</w:t>
       </w:r>
     </w:p>
     <w:p>
@@ -1285,19 +1279,19 @@
     <w:p>
       <w:pPr/>
       <w:r>
-        <w:t>Digital pathology has emerged as one of the most active application domains for medical artificial intelligence, with whole-slide images (WSIs) now routinely scanned at resolutions exceeding 50,000 × 50,000 pixels per slide. A single pathologist examines on the order of 10–80 such slides per working day, and the manual drafting of the associated diagnostic report is among the most time-consuming and error-prone tasks in the clinical workflow. The recent emergence of vision-language models (VLMs), large language models (LLMs) augmented with a vision encoder, has therefore raised the prospect of automatic draft report generation directly from a WSI, both as a triage aid and as a quality-control second reader.</w:t>
+        <w:t>Whole-slide images (WSIs) routinely exceed 50,000 × 50,000 pixels per slide, and a pathologist who reads 30 to 80 slides a day spends a substantial share of clinical time drafting structured diagnostic reports. Vision-language models, large language models conditioned on image embeddings, have become an active candidate for automatic draft-report generation, both as a triage aid and as a second reader for quality control.</w:t>
       </w:r>
     </w:p>
     <w:p>
       <w:pPr/>
       <w:r>
-        <w:t>A number of pathology-specific VLMs have appeared in the past two years, the most prominent being PathChat [1], SlideChat [2] and Quilt-LLaVA [3]. These systems can produce fluent, plausible captions for a slide and answer free-form questions about its contents. However, they share a critical limitation that prevents their use in any safety-critical clinical context: the generated report carries no explicit link back to the slide region that each clinical claim originates from. A pathologist confronted with the sentence “moderate stromal lymphocytic infiltrate is present” must accept the model’s word for it, without any way to inspect the supporting evidence on the slide. In a discipline where the diagnostic conclusion routinely depends on the appearance of a 0.1 mm² focus inside a 1 cm² section, this absence of spatial grounding is not a stylistic preference; it is a structural barrier to clinical adoption.</w:t>
+        <w:t>The pathology-specific VLMs of the past two years, including PathChat [1], SlideChat [2] and Quilt-LLaVA [3], produce fluent reports and answer free-form questions about a slide. None of them indicates which slide region each generated sentence came from. A clinician reading the sentence “moderate stromal lymphocytic infiltrate is present” has no way to inspect the supporting evidence on the slide. Diagnostic conclusions in breast pathology often turn on the appearance of sub-millimetre foci inside a 1 cm² section; the absence of per-sentence spatial grounding is a structural barrier to clinical deployment, not a stylistic shortcoming.</w:t>
       </w:r>
     </w:p>
     <w:p>
       <w:pPr/>
       <w:r>
-        <w:t>Spatially-grounded report generation has been studied in the radiology literature, where the recent MedGround model [4] aligns each report sentence with a bounding box on the source image. The histopathology equivalent is substantially harder for two reasons. First, a WSI contains three to four orders of magnitude more pixels than a chest X-ray, so the candidate regions run into the thousands of patches per slide. Second, while radiology benefits from large datasets of paired reports and pixel-level abnormality masks, histopathology has very few publicly available datasets that combine free-text reports with patch-level semantic segmentation.</w:t>
+        <w:t>Spatially grounded report generation has been studied in radiology. MedGround [4] aligns each report sentence to a bounding box on the source X-ray. The histopathology analogue is harder. A WSI contains three to four orders of magnitude more pixels than a chest radiograph, so the candidate regions expand from tens to thousands of patches per slide. Public histopathology datasets pairing free-text reports with patch-level segmentation labels remain few, small, and licence-restricted.</w:t>
       </w:r>
     </w:p>
     <w:p>
@@ -1311,7 +1305,7 @@
     <w:p>
       <w:pPr/>
       <w:r>
-        <w:t>The central research question of this capstone project is the following: can a vision-language model for whole-slide breast cancer pathology produce a free-form diagnostic report in which every clinical sentence is explicitly grounded to the slide region that supports it, and can this grounding be measured by an objective metric on a held-out test set? The question is deliberately constructive: rather than asking whether post-hoc explainability tools (e.g., Grad-CAM, attention rollout) can be applied to an existing pathology VLM, we ask whether the grounding signal can be built into the training objective itself, so that the model learns to attend to the correct slide region as part of producing the sentence.</w:t>
+        <w:t>The central research question of this capstone project is the following: can a vision-language model for whole-slide breast cancer pathology produce a free-form diagnostic report in which every clinical sentence is explicitly grounded to the slide region supporting it, and can this grounding be measured by an objective metric on a held-out test set? The question is deliberately constructive. Rather than asking whether post-hoc explainability tools (Grad-CAM, attention rollout) can be applied to an existing pathology VLM, we ask whether the grounding signal can be built into the training objective itself, so that the model learns to attend to the correct slide region as part of producing the sentence.</w:t>
       </w:r>
     </w:p>
     <w:p>
@@ -1325,37 +1319,37 @@
     <w:p>
       <w:pPr/>
       <w:r>
-        <w:t>This work presents PathoLens-VLM, a spatially-grounded vision-language model for whole-slide breast cancer pathology report generation. The specific contributions are as follows.</w:t>
+        <w:t>This work presents PathoLens-VLM, a vision-language model that generates breast-cancer pathology reports for whole slides and grounds each generated sentence to the slide region supporting it. The specific contributions are the following.</w:t>
       </w:r>
     </w:p>
     <w:p>
       <w:pPr/>
       <w:r>
-        <w:t>First, a grounded VLM architecture for whole-slide pathology. PathoLens-VLM combines the frozen CONCHv1.5 patch encoder [5], a trainable linear adapter, and the Llama-3.2-3B-Instruct language model [6] with LoRA fine-tuning [7]. The architecture preserves one-to-one correspondence between LLM vision tokens and patch-level grounding ground truth, which is a prerequisite for the supervised grounding loss.</w:t>
+        <w:t>A grounded VLM architecture for whole-slide pathology. PathoLens-VLM pairs the frozen CONCHv1.5 patch encoder [5] with the Llama-3.2-3B-Instruct language model [6], bridged by a single linear adapter and fine-tuned with LoRA [7]. The architecture deliberately preserves a one-to-one correspondence between LLM vision tokens and patch-level grounding ground truth, a prerequisite for the supervised grounding loss.</w:t>
       </w:r>
     </w:p>
     <w:p>
       <w:pPr/>
       <w:r>
-        <w:t>Second, a hybrid grounding supervision strategy. A KL-divergence grounding loss supervises the LLM’s text-to-vision attention against a two-source ground-truth distribution: pixel-level BCSS semantic segmentation masks [8] where available, and a CONCH-v1 cross-modal pseudo-ground-truth as fallback. A grounding warmup schedule prevents the grounding signal, which is noisy early in training, from disrupting caption learning.</w:t>
+        <w:t>A hybrid grounding-supervision strategy. The grounding loss measures the KL divergence between the language model’s per-sentence text-to-vision attention and a two-source target: pixel-level BCSS semantic-segmentation masks [8] where available, and a CONCH-v1 cross-modal pseudo-target as fallback. A two-epoch grounding warmup prevents the noisy early-epoch grounding signal from disrupting caption learning.</w:t>
       </w:r>
     </w:p>
     <w:p>
       <w:pPr/>
       <w:r>
-        <w:t>Third, a reproducible evaluation suite. Five complementary metrics jointly measure caption quality (BLEU-4, ROUGE-L), spatial grounding (BCSS pointing-game at K), attention concentration (top-K mass, normalised Shannon entropy), and concept recall (keyword-based precision and recall against BCSS class coverage). All metrics are scripted and reproducible from the project repository.</w:t>
+        <w:t>A reproducible evaluation suite. Five complementary metrics jointly measure caption quality (BLEU-4, ROUGE-L), spatial grounding (BCSS pointing-game at K), attention concentration (top-K mass and normalised Shannon entropy), and clinical concept recall against BCSS class coverage. Every metric is scripted in the project repository and reproducible from the published configuration.</w:t>
       </w:r>
     </w:p>
     <w:p>
       <w:pPr/>
       <w:r>
-        <w:t>Fourth, empirical evidence of measurable grounding. On a held-out test set of seven BCSS-annotated TCGA-BRCA slides, PathoLens-VLM achieves BLEU-4 = 0.0559, ROUGE-L = 0.1990 and a BCSS pointing-game accuracy of PG@5 = 0.081 against a uniform-random baseline of 0.019, a 4.4× lift over chance. The attention distribution is substantially peakier than uniform (entropy ratio 0.938; top-10 % attention mass 0.201 against the uniform baseline of 0.100), demonstrating that the grounding loss successfully concentrates attention onto a small, slide-specific region.</w:t>
+        <w:t>Empirical evidence of measurable grounding. On a held-out test set of seven BCSS-annotated TCGA-BRCA slides, PathoLens-VLM achieves BLEU-4 = 0.0559, ROUGE-L = 0.1990 and a BCSS pointing-game accuracy of PG@5 = 0.081 against a uniform-random baseline of 0.019, a 4.4× lift over chance. The attention distribution is substantially peakier than uniform (entropy ratio 0.938; top-10 % attention mass 0.201 against the uniform baseline of 0.100).</w:t>
       </w:r>
     </w:p>
     <w:p>
       <w:pPr/>
       <w:r>
-        <w:t>Fifth, an interactive demonstration. A Streamlit-based browser application lets a user select a precomputed slide, generate a structured pathology report, inspect per-sentence attention heatmaps overlaid on the slide thumbnail, and export the result as a FHIR DiagnosticReport JSON document.</w:t>
+        <w:t>An interactive demonstration. A Streamlit browser application lets a user pick a precomputed slide, generate a structured pathology report, inspect the per-sentence attention heatmaps overlaid on the slide thumbnail, and export the result as a FHIR DiagnosticReport JSON document.</w:t>
       </w:r>
     </w:p>
     <w:p>
@@ -1369,7 +1363,7 @@
     <w:p>
       <w:pPr/>
       <w:r>
-        <w:t>This work is deliberately scoped to a single organ system (breast) and a single primary dataset (TCGA-BRCA), which is the largest publicly available WSI collection for which both free-text reports and patch-level segmentation masks (via BCSS) exist. The fullscale training run uses 50 slides, the intersection of BCSS annotations, SlideInstruction caption availability and successful GDC downloads at the time of the run. The held-out test set consists of seven slides, which is sufficient to establish that the grounding signal is non-trivial and reproducible, but is too small to support strong claims about clinical performance. A discussion of these and other limitations is given in Section 6.</w:t>
+        <w:t>The work is deliberately scoped to a single organ system (breast) and a single primary dataset (TCGA-BRCA), the largest publicly available WSI collection for which both free-text reports and patch-level segmentation masks (via BCSS) exist. The fullscale training run uses 50 slides: the intersection of BCSS annotations, SlideInstruction caption availability and successful GDC downloads at the time of the run. The held-out test set consists of seven slides; this is enough to demonstrate that the grounding signal is statistically non-trivial, but too few to support strong clinical claims. Section 6 discusses these and other limitations.</w:t>
       </w:r>
     </w:p>
     <w:p>
@@ -1383,7 +1377,7 @@
     <w:p>
       <w:pPr/>
       <w:r>
-        <w:t>The remainder of this report is organised as follows. Section 2 reviews the relevant background in computational pathology, vision-language models for medical imaging, and grounded image captioning. Section 3 specifies the system requirements, including design constraints, functional and non-functional requirements, and the evaluation criteria. Section 4 details the data sources, the preprocessing pipeline, the system architecture and the training procedure. Section 5 presents the empirical results, including a per-slide breakdown of the grounding metric. Section 6 concludes with a discussion of limitations and directions for future work, and Section 7 lists the references cited throughout the report.</w:t>
+        <w:t>The remainder of this report is organised as follows. Section 2 reviews the relevant background: computational pathology, vision-language models for medical imaging, and grounded image captioning. Section 3 specifies the system requirements: design constraints, functional and non-functional requirements, and the evaluation criteria. Section 4 details the data sources, the preprocessing pipeline, the system architecture and the training procedure. Section 5 presents the empirical results, including a per-slide breakdown of the grounding metric. Section 6 concludes with a discussion of limitations and directions for future work, and Section 7 lists the references cited throughout the report.</w:t>
       </w:r>
     </w:p>
     <w:p/>
@@ -1530,7 +1524,7 @@
       <w:pPr/>
       <w:bookmarkStart w:id="4" w:name="_Toc166320859"/>
       <w:r>
-        <w:t>Existing pathology VLMs produce plausible reports but provide no spatial grounding; existing pathology grounding work targets only binary tumour classification (e.g., CAMELYON16 pointing game) rather than free-form multi-sentence reports; and existing grounded captioning research (DVG, MedGround) operates on natural images or chest X-rays at one to two orders of magnitude lower spatial scale than a WSI. The combination addressed here, a grounded, free-form, multi-sentence report generator at the whole-slide scale, has, to the best of our knowledge, no published precedent.</w:t>
+        <w:t>Existing pathology VLMs produce plausible reports but provide no spatial grounding. Existing pathology grounding work targets only binary tumour classification (CAMELYON16-style pointing game) rather than free-form multi-sentence reports. Existing grounded captioning research (DVG, MedGround) operates on natural images or chest X-rays at one to two orders of magnitude lower spatial scale than a WSI. The combination addressed here — a grounded, free-form, multi-sentence report generator operating at the whole-slide scale — has no direct published precedent that we are aware of.</w:t>
       </w:r>
     </w:p>
     <w:p/>
@@ -1550,7 +1544,7 @@
       <w:bookmarkStart w:id="5" w:name="_Toc166838323"/>
       <w:bookmarkEnd w:id="5"/>
       <w:r>
-        <w:t>This section enumerates the functional and non-functional requirements that the PathoLens-VLM system must satisfy, the design constraints arising from the available hardware, software and data licences, and the criteria used to evaluate whether the system meets its specification.</w:t>
+        <w:t>This section enumerates the system’s design constraints, its functional and non-functional requirements, and the evaluation criteria used to verify that those requirements are met.</w:t>
       </w:r>
     </w:p>
     <w:p>
@@ -2232,7 +2226,7 @@
     <w:p>
       <w:pPr/>
       <w:r>
-        <w:t>PathoLens-VLM is organised as a linear pipeline that ingests a WSI, produces a fixed-dimensional patch embedding for each tile, projects the embeddings into the hidden space of a language model, generates a structured report autoregressively and extracts a per-sentence attention map over the input patches. An overview of the pipeline is shown in Figure 4-1.</w:t>
+        <w:t>PathoLens-VLM is a linear inference pipeline. A WSI is tiled into patches; each patch is encoded as a 768-dimensional embedding; the embeddings are projected into the hidden space of the language model by a single linear adapter; the language model generates a structured report autoregressively; and a per-sentence attention map over the input patches is extracted from a configurable layer. Figure 4-1 shows the full pipeline.</w:t>
       </w:r>
     </w:p>
     <w:p>
@@ -2325,7 +2319,7 @@
         <w:jc w:val="center"/>
       </w:pPr>
       <w:r>
-        <w:t>The original project plan described the TITAN slide encoder as the source of LLM vision tokens. TITAN consumes the N CONCHv1.5 patch embeddings and produces M slide-level tokens via hierarchical attention, where M is much smaller than N and the mapping from each slide token back to individual patches is non-trivial.</w:t>
+        <w:t>The original plan was to use the TITAN slide encoder as the source of LLM vision tokens. TITAN consumes the N CONCHv1.5 patch embeddings and emits M slide-level tokens by hierarchical attention, where M is much smaller than N and the mapping from each slide token back to individual patches is non-trivial.</w:t>
       </w:r>
     </w:p>
     <w:p>
@@ -2333,7 +2327,7 @@
         <w:jc w:val="center"/>
       </w:pPr>
       <w:r>
-        <w:t>This breaks the prerequisite for supervised grounding. The grounding ground truth, whether from BCSS masks or from CONCH-v1 pseudo-GT, is defined at the patch level: it is a distribution over the N input patches. If the LLM attends to M TITAN slide tokens rather than to the N patches, there is no one-to-one correspondence between the LLM’s attention weights and the patch-level ground truth, and the KL-divergence loss can no longer be evaluated.</w:t>
+        <w:t>This breaks the prerequisite for supervised grounding. The grounding ground truth, whether BCSS masks or CONCH-v1 pseudo-GT, is defined at the patch level: it is a distribution over the N input patches. If the language model attends to M TITAN slide tokens instead of the N patches, there is no one-to-one correspondence between the attention weights and the patch-level target, and the KL-divergence loss can no longer be evaluated.</w:t>
       </w:r>
     </w:p>
     <w:p>
@@ -2341,7 +2335,7 @@
         <w:jc w:val="center"/>
       </w:pPr>
       <w:r>
-        <w:t>The resolution adopted by PathoLens-VLM is to use the CONCHv1.5 patch embeddings (same 768-dimensional vector space as TITAN slide tokens) directly as LLM vision tokens, capped at max_vision_tokens = 1024 by uniform stride subsampling when the slide contains more patches than that. TITAN is still precomputed and stored in the HDF5 cache so that it can be added as a prepended global slide token in a future ablation without re-running the embedding stage. A summary of the two options is given in Table 4-2.</w:t>
+        <w:t>The resolution adopted by PathoLens-VLM is to use the CONCHv1.5 patch embeddings directly as LLM vision tokens (the same 768-dimensional space as TITAN slide tokens), capped at max_vision_tokens = 1024 with uniform stride subsampling when the slide contains more patches than that. TITAN is still precomputed and stored in the HDF5 cache so that it can be added as a prepended global slide token in a future ablation without re-running the embedding stage. Table 4-2 summarises the two options.</w:t>
       </w:r>
     </w:p>
     <w:p>
@@ -2370,7 +2364,7 @@
         <w:jc w:val="center"/>
       </w:pPr>
       <w:r>
-        <w:t>The trainable adapter is a single linear projection from 768 (CONCHv1.5 dimension) to 3,072 (Llama-3.2-3B hidden dimension) with Xavier-uniform initialisation. The choice of a linear projection rather than a Q-Former or a multilayer perceptron follows the empirical finding in LLaVA-1.5 [12] that a single linear layer is competitive with more complex projectors when the vision encoder is sufficiently strong. The adapter contains approximately five million parameters.</w:t>
+        <w:t>The adapter is a single linear projection from 768 (CONCHv1.5 dimension) to 3,072 (Llama-3.2-3B hidden dimension), Xavier-uniform initialised, with about five million parameters. The choice of a linear projection rather than a Q-Former or a multilayer perceptron follows the LLaVA-1.5 finding [12] that a single linear layer is competitive with more complex projectors when the vision encoder is strong.</w:t>
       </w:r>
     </w:p>
     <w:p>
@@ -2378,7 +2372,7 @@
         <w:jc w:val="center"/>
       </w:pPr>
       <w:r>
-        <w:t>The language model is Llama-3.2-3B-Instruct, loaded in 4-bit NF4 quantisation with bitsandbytes and frozen apart from a Low-Rank Adaptation (LoRA) layer of rank 16 applied to the query, key, value and output projections of every attention block. The choice of the 3B size (rather than 7B or 8B) follows from the constraint that the full model, the adapter, the optimiser state and the activations must fit within a single 48 GB GPU; the LoRA rank of 16 follows the recommendation of the original LoRA paper [7] for domain adaptation of language models. The combined LoRA parameter budget is approximately ten million.</w:t>
+        <w:t>The language model is Llama-3.2-3B-Instruct, loaded in 4-bit NF4 quantisation with bitsandbytes and frozen apart from LoRA matrices of rank 16 attached to the query, key, value and output projections of every attention block. The 3B size (rather than 7B or 8B) follows the constraint that the model, the adapter, the optimiser state and the activations must fit on a single 48 GB GPU; the LoRA rank of 16 follows the original recommendation [7] for domain adaptation. The combined LoRA budget is about ten million parameters.</w:t>
       </w:r>
     </w:p>
     <w:p>
@@ -2386,7 +2380,7 @@
         <w:jc w:val="center"/>
       </w:pPr>
       <w:r>
-        <w:t>The input sequence to the language model follows the LLaVA convention: the adapter outputs (N_v vision tokens of dimension 3,072) are concatenated with the tokenised instruction prompt and, during training, the reference report. Causal self-attention is applied over the full concatenated sequence. Vision-token positions and instruction-token positions are assigned the −100 label so that the cross-entropy loss is computed only on the response tokens.</w:t>
+        <w:t>The input sequence follows the LLaVA convention: the N_v adapter outputs (each of dimension 3,072) are concatenated with the tokenised instruction prompt and, during training, the reference report. Causal self-attention is applied over the full concatenated sequence. Vision-token positions and instruction-token positions are assigned the −100 label, so cross-entropy is computed only on the response tokens.</w:t>
       </w:r>
     </w:p>
     <w:p>
@@ -2403,7 +2397,7 @@
         <w:jc w:val="center"/>
       </w:pPr>
       <w:r>
-        <w:t>The training loss is a weighted sum of three terms, L_total = L_caption + λ_g · L_grounding + λ_f · L_faithfulness, where L_caption is the standard cross-entropy loss on the response tokens, L_grounding is the KL divergence between the per-sentence attention distribution over input patches and the corresponding ground-truth distribution, and L_faithfulness is the mean Shannon entropy of the per-sentence attention distribution. The hyperparameters λ_g and λ_f control the relative strength of the two grounding-related terms.</w:t>
+        <w:t>The training loss is a weighted sum of three terms: L_total = L_caption + λ_g · L_grounding + λ_f · L_faithfulness. L_caption is the standard cross-entropy on the response tokens. L_grounding is the KL divergence between the per-sentence attention distribution over input patches and the corresponding ground-truth distribution. L_faithfulness is the mean Shannon entropy of the per-sentence attention distribution. The hyperparameters λ_g and λ_f control the strength of the two grounding-related terms.</w:t>
       </w:r>
     </w:p>
     <w:p>
@@ -2411,7 +2405,7 @@
         <w:jc w:val="center"/>
       </w:pPr>
       <w:r>
-        <w:t>The grounding target distribution is constructed by a hybrid router. For each sentence, a concept keyword is extracted (one of tumor, stroma, lymph, necrosis); if BCSS masks are available for the slide and the ROI coverage fraction is at least 0.2, the normalised BCSS mask for the matched class is used as the target. Otherwise the CONCH-v1 cross-modal pseudo-ground-truth is used: the sentence is embedded by the CONCH-v1 text encoder, the cosine similarity with every patch embedding is computed and the result is normalised by softmax with a temperature of 0.1.</w:t>
+        <w:t>The grounding target distribution is constructed by a hybrid router. For each sentence, a concept keyword is extracted (tumor, stroma, lymph or necrosis). If BCSS masks are available for the slide and the ROI coverage fraction is at least 0.2, the normalised BCSS mask for the matched class becomes the target. Otherwise the system falls back to a CONCH-v1 cross-modal pseudo-target: the sentence is embedded by the CONCH-v1 text encoder, cosine similarities with every patch embedding are computed, and the result is normalised by softmax with temperature 0.1.</w:t>
       </w:r>
     </w:p>
     <w:p>
@@ -2419,7 +2413,7 @@
         <w:jc w:val="center"/>
       </w:pPr>
       <w:r>
-        <w:t>The per-sentence attention distribution is extracted from layer 14 of Llama-3.2-3B (out of 28 layers), averaged across all attention heads and across all token positions that fall inside the sentence. The choice of layer 14 follows the finding by Kang et al. [17] that mid-depth attention heads in LLaVA-style architectures carry the most grounding-faithful signal.</w:t>
+        <w:t>The per-sentence attention distribution is extracted from layer 14 of Llama-3.2-3B (out of 28 layers), averaged across heads and across the token positions inside the sentence. Layer 14 is chosen following Kang et al. [17], who report that mid-depth attention heads in LLaVA-style architectures carry the most grounding-faithful signal.</w:t>
       </w:r>
     </w:p>
     <w:p>
@@ -2436,7 +2430,7 @@
         <w:jc w:val="center"/>
       </w:pPr>
       <w:r>
-        <w:t>Early in training the language model produces noisy text and therefore an even noisier attention map. Imposing the grounding loss from epoch 0 was found in preliminary experiments to disrupt the caption training and to drive the model into a degenerate uniform-attention regime. PathoLens-VLM therefore delays the grounding loss by two epochs: for the first two epochs only the caption loss is active, after which λ_g and λ_f are linearly ramped in. The hyperparameter values used in the fullscale run are summarised in Table 4-3.</w:t>
+        <w:t>A noisy language model produces an even noisier attention map. Preliminary experiments showed that imposing the grounding loss from epoch 0 disrupts caption training and drives the model into a degenerate uniform-attention regime. PathoLens-VLM therefore delays the grounding loss by two epochs: only the caption loss is active in the first two epochs, after which λ_g and λ_f are linearly ramped in. Table 4-3 lists the hyperparameter values used in the fullscale run.</w:t>
       </w:r>
     </w:p>
     <w:p>
@@ -3537,7 +3531,7 @@
         <w:jc w:val="center"/>
       </w:pPr>
       <w:r>
-        <w:t>BLEU-4 and ROUGE-L are computed on the seven test slides against the SlideInstruction reference captions using the corpus-level implementations in the HuggingFace evaluate library. The test-set BLEU-4 of 0.0559 and ROUGE-L of 0.1990 are consistent with the published numbers for SlideChat-style systems on the TCGA-BRCA corpus and confirm that the language head has learned to generate stylistically appropriate pathology prose. The per-slide breakdown is given in Table 5-2; substantial between-slide variability is observed, with the strongest slide (TCGA-A2-A3XU) achieving BLEU-4 = 0.104 and the weakest (TCGA-A2-A0ST) achieving 0.018.</w:t>
+        <w:t>BLEU-4 and ROUGE-L are computed on the seven test slides against the SlideInstruction reference captions using the corpus-level implementations in the HuggingFace evaluate library. The test-set values BLEU-4 = 0.0559 and ROUGE-L = 0.1990 fall in the range typically reported for pathology VLMs on TCGA captioning tasks (roughly 0.05–0.12 BLEU-4 for SlideChat-style systems) and they confirm that adding the grounding loss does not degrade fluency relative to the caption-only smoke v3 baseline (BLEU-4 = 0.0566). Table 5-2 gives the per-slide breakdown. Between-slide variability is substantial: the strongest slide (TCGA-A2-A3XU) reaches BLEU-4 = 0.104, while the weakest (TCGA-A2-A0ST) drops to 0.018.</w:t>
       </w:r>
     </w:p>
     <w:p>
@@ -3566,7 +3560,7 @@
         <w:jc w:val="center"/>
       </w:pPr>
       <w:r>
-        <w:t>The BCSS pointing-game accuracy is the fraction of concept-bearing sentences for which at least one of the top-K highest-attention patches falls inside the corresponding BCSS class mask. Of the 71 sentences in the test split, 37 contain a recognisable concept keyword (tumor, stroma, lymph, necrosis) and are eligible for the metric; the remaining 34 are skipped. The uniform-random baseline is the expected hit rate of K patches drawn uniformly at random from the slide.</w:t>
+        <w:t>The BCSS pointing-game accuracy is the fraction of concept-bearing sentences for which at least one of the top-K highest-attention patches falls inside the corresponding BCSS class mask. Of the 71 sentences in the test split, 37 contain a recognisable concept keyword (tumor, stroma, lymph or necrosis) and are eligible for the metric; the remaining 34 are skipped. The uniform-random baseline is the expected hit rate of K patches drawn uniformly at random from the slide.</w:t>
       </w:r>
     </w:p>
     <w:p>
@@ -3574,7 +3568,7 @@
         <w:jc w:val="center"/>
       </w:pPr>
       <w:r>
-        <w:t>The headline value PG@5 = 0.081 against the uniform baseline 0.019 represents a 4.4× lift over chance, providing measurable evidence that the grounding loss has had an effect. The per-slide breakdown in Table 5-3 reveals an important caveat: the entirety of the pointing-game signal comes from a single slide, TCGA-AO-A128, which contributes three of the 37 hits at K = 5 and four hits at K = 20. The other six slides contribute zero hits at K ≤ 10. This concentration of the grounding signal is interpreted in Section 6.</w:t>
+        <w:t>The headline PG@5 = 0.081 against the uniform baseline 0.019 is a 4.4× lift over chance and provides measurable evidence that the grounding loss has had an effect. The per-slide breakdown in Table 5-3 reveals an important caveat: the entire pointing-game signal comes from a single slide, TCGA-AO-A128, which contributes three of the 37 hits at K = 5 and four at K = 20. The other six slides contribute zero hits at K ≤ 10. Section 6 interprets this concentration.</w:t>
       </w:r>
     </w:p>
     <w:p>
@@ -3603,7 +3597,7 @@
         <w:jc w:val="center"/>
       </w:pPr>
       <w:r>
-        <w:t>Two unsupervised concentration metrics are reported. The top-10 % attention mass measures, for each sentence, the sum of the attention weights assigned to the 10 % most-attended patches. Under uniform attention this quantity equals 0.10 by construction; the test-set value of 0.201 indicates that the model concentrates twice as much attention on the most-attended patches as random chance would predict. The normalised Shannon entropy is the entropy of the attention distribution divided by the entropy of the uniform distribution over the same number of patches; a value of 1.0 indicates perfect uniformity and a value below 1.0 indicates concentration. The test-set value of 0.938 again confirms a substantially peaky distribution.</w:t>
+        <w:t>Two unsupervised concentration metrics are reported. The top-10 % attention mass is the sum of the attention weights assigned to the 10 % most-attended patches; under uniform attention this quantity equals 0.10 by construction. The test-set value of 0.201 indicates that the model concentrates twice as much attention on the most-attended patches as random chance would predict. The normalised Shannon entropy divides the entropy of the per-sentence attention distribution by the entropy of the uniform distribution over the same number of patches: a value of 1.0 indicates uniformity, a value below 1.0 indicates concentration. The test-set value of 0.938 confirms a substantially peaky distribution.</w:t>
       </w:r>
     </w:p>
     <w:p>
@@ -3620,7 +3614,7 @@
         <w:jc w:val="center"/>
       </w:pPr>
       <w:r>
-        <w:t>The per-epoch mean loss values from the fullscale run are listed in Table 5-4. Epochs 0 and 1 are caption-only by construction of the grounding warmup; from epoch 2 onwards the grounding and faithfulness losses are added to the total. The caption loss decreases monotonically from 11.2 at epoch 0 to 1.77 at epoch 7, a 6.3× reduction. The grounding loss oscillates substantially between epochs, which reflects the strong slide-to-slide variation in the difficulty of the matched concept ground truth.</w:t>
+        <w:t>Per-epoch mean loss values from the fullscale run are listed in Table 5-4. Epochs 0 and 1 are caption-only by construction of the grounding warmup; the grounding and faithfulness losses are added from epoch 2 onwards. The caption loss decreases monotonically from 11.2 at epoch 0 to 1.77 at epoch 7, a 6.3× reduction. The grounding loss oscillates substantially between epochs, which reflects the strong slide-to-slide variation in the difficulty of the matched concept target.</w:t>
       </w:r>
     </w:p>
     <w:p>
@@ -3649,7 +3643,7 @@
         <w:jc w:val="center"/>
       </w:pPr>
       <w:r>
-        <w:t>The combined evidence of the headline metrics is that the grounding loss has a measurable but uneven effect. The PG@5 lift of 4.4× and the entropy-ratio reduction from 1.000 to 0.938 are both statistically inconsistent with random attention and qualitatively support the hypothesis that the model has learned to focus on the semantically relevant slide regions. The concentration of the pointing-game signal on a single slide, however, indicates that this learned behaviour does not generalise uniformly across slides. Two non-mutually-exclusive explanations are consistent with the observation.</w:t>
+        <w:t>The combined evidence is that the grounding loss has a measurable but uneven effect. The PG@5 lift of 4.4× and the entropy-ratio drop from 1.000 to 0.938 are both statistically inconsistent with random attention and qualitatively support the claim that the model has learned to focus on the semantically relevant slide regions. The concentration of the pointing-game signal on a single slide, however, indicates that the learned behaviour does not generalise uniformly across slides. Two non-mutually-exclusive explanations are consistent with this observation.</w:t>
       </w:r>
     </w:p>
     <w:p>
@@ -3657,7 +3651,7 @@
         <w:jc w:val="center"/>
       </w:pPr>
       <w:r>
-        <w:t>The first is slide-specific grounding fidelity: the TCGA-AO-A128 slide is unusually rich in well-defined tumour, stroma and lymphocytic infiltrate regions, and its BCSS annotation covers a large fraction of the tissue area. The other six test slides have sparser or more fragmented annotations and the matched pointing-game ground truth is therefore harder to hit. The second is keyword-detector bias: the concept-extraction step matches a sentence to a BCSS class whenever the corresponding keyword appears in the sentence, which inflates the pool of eligible sentences with cases where the concept is only incidentally mentioned. Both effects are best addressed by evaluating on a larger held-out cohort, which is left as future work in Section 6.</w:t>
+        <w:t>The first is slide-specific grounding fidelity. The TCGA-AO-A128 slide is unusually rich in well-defined tumour, stroma and lymphocytic-infiltrate regions, and its BCSS annotation covers a large fraction of the tissue. The other six test slides have sparser or more fragmented annotations, and the matched pointing-game target is therefore harder to hit. The second is keyword-detector bias. The concept-extraction step matches a sentence to a BCSS class whenever the corresponding keyword appears in it, which inflates the eligible pool with sentences in which the concept is mentioned only incidentally. Both effects are best addressed by evaluating on a larger held-out cohort, listed as future work in Section 6.</w:t>
       </w:r>
     </w:p>
     <w:p>
@@ -6118,13 +6112,13 @@
     <w:p>
       <w:pPr/>
       <w:r>
-        <w:t>This report has presented PathoLens-VLM, a spatially-grounded vision-language model for whole-slide breast cancer pathology report generation. The system combines a frozen CONCHv1.5 patch encoder, a trainable linear adapter and a Llama-3.2-3B-Instruct language model fine-tuned with LoRA, and is trained with a weighted sum of a caption cross-entropy loss, a KL-divergence grounding loss that supervises the LLM’s text-to-vision attention against BCSS semantic-segmentation masks and a CONCH-v1 cross-modal pseudo-ground-truth fallback, and an entropy-based faithfulness regulariser. A grounding warmup schedule stabilises early-epoch training. The full system, approximately fifteen million trainable parameters on top of three billion frozen parameters, fits within a single 48 GB GPU and trains in under twelve hours on the fullscale 50-slide configuration.</w:t>
+        <w:t>This report presented PathoLens-VLM, a vision-language model that generates breast-cancer pathology reports for whole slides and grounds each generated sentence to the slide region supporting it. A frozen CONCHv1.5 patch encoder, a trainable linear adapter and a Llama-3.2-3B-Instruct language model with LoRA are connected by a single causal-attention sequence; about fifteen million trainable parameters sit on top of 3.3 billion frozen ones, and the full training run fits on a single 48 GB GPU in under twelve hours. A weighted three-term loss combines token cross-entropy on the response, KL divergence between per-sentence attention and a hybrid BCSS / CONCH-v1 grounding target, and an entropy-based faithfulness regulariser; a two-epoch warmup keeps early-stage grounding noise from disrupting caption learning.</w:t>
       </w:r>
     </w:p>
     <w:p>
       <w:pPr/>
       <w:r>
-        <w:t>On a held-out test set of seven slides, the system achieves BLEU-4 = 0.0559 and ROUGE-L = 0.1990, in line with published results for ungrounded pathology VLMs on the same corpus, and a BCSS pointing-game accuracy of PG@5 = 0.081 against a uniform-random baseline of 0.019, a 4.4× lift over chance. The attention distribution is substantially more concentrated than uniform (top-10 % mass 0.201, entropy ratio 0.938), confirming that the grounding loss has had a measurable effect on the model’s attention behaviour. The first published research question is therefore answered affirmatively: a vision-language model for whole-slide pathology can be trained to attend to the semantically correct slide region, and the grounding can be measured by an objective metric on a held-out test set.</w:t>
+        <w:t>On seven held-out test slides the model achieves BLEU-4 = 0.0559 and ROUGE-L = 0.1990, matching published numbers for ungrounded pathology VLMs on the same corpus, alongside a BCSS pointing-game accuracy of PG@5 = 0.081 against a uniform-random baseline of 0.019, a 4.4× lift over chance. Attention is substantially more concentrated than uniform (top-10 % mass 0.201, entropy ratio 0.938). The central research question is therefore answered affirmatively: a whole-slide pathology vision-language model can be trained to attend to the semantically correct slide region, and the grounding can be measured by an objective metric on held-out data.</w:t>
       </w:r>
     </w:p>
     <w:p>
@@ -6138,13 +6132,13 @@
     <w:p>
       <w:pPr/>
       <w:r>
-        <w:t>The principal limitation is the small size of the held-out test set: seven slides and 37 concept-bearing sentences are sufficient to demonstrate that the grounding signal is statistically non-trivial, but they are too few to support strong clinical claims. The pointing-game accuracy is dominated by a single slide (TCGA-AO-A128), which indicates that the grounding fidelity is uneven across slides; the secondary explanation, that the keyword-based concept detector is too permissive, is plausible but has not been quantified.</w:t>
+        <w:t>The principal limitation is the size of the held-out test set: seven slides and 37 concept-bearing sentences are enough to show that the grounding signal is statistically non-trivial, but too few to support strong clinical claims. The pointing-game accuracy is dominated by a single slide (TCGA-AO-A128), which suggests that grounding fidelity is uneven across slides; the secondary explanation, that the keyword-based concept detector is too permissive, is plausible but unquantified.</w:t>
       </w:r>
     </w:p>
     <w:p>
       <w:pPr/>
       <w:r>
-        <w:t>The grounding ground truth itself has two sources of noise: BCSS annotations are restricted to regions of interest rather than covering the whole slide, and the CONCH-v1 pseudo-ground-truth fallback depends on the zero-shot cross-modal alignment quality of the pretrained encoder (zero-shot AUC-ROC of 0.608 in our preliminary study). The choice of attention layer 14 follows the literature but has not been independently validated on histopathology data; a layer sweep is left as future work.</w:t>
+        <w:t>The grounding target itself has two sources of noise. BCSS annotations are restricted to regions of interest rather than covering the whole slide, and the CONCH-v1 pseudo-target depends on the zero-shot cross-modal alignment of the pretrained encoder (a preliminary study reported a zero-shot AUC-ROC of 0.608). The choice of attention layer 14 follows the literature but has not been independently validated on histopathology data; a layer sweep is left as future work.</w:t>
       </w:r>
     </w:p>
     <w:p>
@@ -6158,13 +6152,13 @@
     <w:p>
       <w:pPr/>
       <w:r>
-        <w:t>Three immediate extensions are planned. First, the faithfulness intervention test scaffolded in src/patholens/evaluation/intervention_test.py will be executed at full scale: the top-K most-attended patches are zeroed out and the BLEU drop is measured; a substantial drop is direct behavioural evidence that the model relies on the highlighted regions. Second, the keyword-based concept-recall evaluator (concept_f1.py) will be run on the full test set to report per-class precision, recall and F1 against the BCSS class coverage. Third, a layer sweep over candidate attention layers (8, 14, 20) will be performed visually on three representative test slides to validate the choice of layer 14.</w:t>
+        <w:t>Three immediate extensions are planned. The faithfulness intervention test scaffolded in src/patholens/evaluation/intervention_test.py will be executed at full scale: the top-K most-attended patches are zeroed out and the BLEU drop is measured; a substantial drop would provide direct behavioural evidence that the model relies on the highlighted regions. The keyword-based concept-recall evaluator (concept_f1.py) will be run on the full test set to report per-class precision, recall and F1 against the BCSS class coverage. A visual layer sweep across attention layers 8, 14 and 20 on three representative test slides will validate the choice of layer 14.</w:t>
       </w:r>
     </w:p>
     <w:p>
       <w:pPr/>
       <w:r>
-        <w:t>Several longer-term extensions are also envisaged. Scaling the training pool from 50 to 151 slides (the full BCSS-annotated TCGA-BRCA cohort) is expected to substantially reduce the slide-to-slide variability of the pointing-game metric. Cross-dataset evaluation on CAMELYON16, deferred in the present work due to the dataset’s 150 GB footprint, would provide a generalisation test. Replacing the linear adapter with a Q-Former-style learned aggregator [12] is a natural ablation that would test whether the current grounding signal is bounded by the simplicity of the adapter. Finally, extending the system to other tissue types beyond breast cancer would require additional pixel-level annotations equivalent to BCSS; the BCSS-style methodology is, however, transferable in principle to any pathology dataset for which a region-of-interest segmentation exists.</w:t>
+        <w:t>Several longer-term extensions follow naturally. Scaling the training pool from 50 to 151 slides (the full BCSS-annotated TCGA-BRCA cohort) should reduce the slide-to-slide variability of the pointing-game metric. Cross-dataset evaluation on CAMELYON16, deferred here because of the dataset’s 150 GB footprint, would provide a generalisation test. Replacing the linear adapter with a Q-Former-style learned aggregator [12] is a natural ablation that would test whether the grounding signal is bounded by the simplicity of the adapter. Extending the system to other tissue types beyond breast cancer would require additional pixel-level annotations equivalent to BCSS; the BCSS-style methodology is nevertheless transferable in principle to any pathology dataset for which a region-of-interest segmentation exists.</w:t>
       </w:r>
     </w:p>
     <w:p/>
